--- a/docs/guide_en.docx
+++ b/docs/guide_en.docx
@@ -11,16 +11,25 @@
           <w:rFonts w:ascii="Calibri" w:hAnsi="Calibri" w:eastAsia="Calibri" w:cs="Arial"/>
           <w:lang w:val="en-GB"/>
         </w:rPr>
-        <w:t>OKR Quick Check – Guide</w:t>
+        <w:t>Eye Reflex Lab – Guide</w:t>
       </w:r>
     </w:p>
     <w:p>
       <w:r>
         <w:rPr>
           <w:rFonts w:ascii="Calibri" w:hAnsi="Calibri" w:eastAsia="Calibri" w:cs="Arial"/>
+          <w:b/>
+          <w:bCs/>
           <w:lang w:val="en-GB"/>
         </w:rPr>
-        <w:t xml:space="preserve">Version: 23 October 2026 · App version 2.2 · </w:t>
+        <w:t>The optokinetic reflex experiment</w:t>
+      </w:r>
+      <w:r>
+        <w:rPr>
+          <w:rFonts w:ascii="Calibri" w:hAnsi="Calibri" w:eastAsia="Calibri" w:cs="Arial"/>
+          <w:lang w:val="en-GB"/>
+        </w:rPr>
+        <w:t xml:space="preserve"> · Version: 24 October 2026 · App version 2.3 · </w:t>
       </w:r>
       <w:hyperlink r:id="rId9">
         <w:r>
@@ -58,7 +67,7 @@
                 <w:bCs/>
                 <w:lang w:val="en-GB"/>
               </w:rPr>
-              <w:t>Wellness app, not a medical device.</w:t>
+              <w:t>Eye Reflex Lab is a wellness and teaching app, not a medical device.</w:t>
             </w:r>
             <w:r>
               <w:rPr>
@@ -119,7 +128,7 @@
           <w:rFonts w:ascii="Calibri" w:hAnsi="Calibri" w:eastAsia="Calibri" w:cs="Arial"/>
           <w:lang w:val="en-GB"/>
         </w:rPr>
-        <w:t xml:space="preserve">The OKR Quick Check makes visible how your eyes follow a moving pattern: with the device’s front camera, in a few minutes. Results are compared </w:t>
+        <w:t xml:space="preserve">Eye Reflex Lab makes visible how the eyes follow a moving pattern: with the device’s front camera, in a few minutes. It is a hands-on experiment – for courses, teaching and the curious. Results are compared </w:t>
       </w:r>
       <w:r>
         <w:rPr>
@@ -128,7 +137,7 @@
           <w:bCs/>
           <w:lang w:val="en-GB"/>
         </w:rPr>
-        <w:t>only with your own earlier measurements</w:t>
+        <w:t>only with one’s own earlier measurements</w:t>
       </w:r>
       <w:r>
         <w:rPr>
@@ -168,7 +177,7 @@
           <w:rFonts w:ascii="Calibri" w:hAnsi="Calibri" w:eastAsia="Calibri" w:cs="Arial"/>
           <w:lang w:val="en-GB"/>
         </w:rPr>
-        <w:t xml:space="preserve"> iPad or iPhone with Safari, or an Android tablet or smartphone with Chrome. A tablet shows a larger pattern, which is more comfortable.</w:t>
+        <w:t xml:space="preserve"> iPad or iPhone with Safari, or an Android tablet or smartphone with Chrome. A tablet shows a larger stimulus area, which is more comfortable.</w:t>
       </w:r>
     </w:p>
     <w:p>
@@ -450,7 +459,495 @@
           <w:rFonts w:ascii="Calibri" w:hAnsi="Calibri" w:eastAsia="Calibri" w:cs="Arial"/>
           <w:lang w:val="en-GB"/>
         </w:rPr>
-        <w:t>4 Set up the device (once)</w:t>
+        <w:t>4 Two versions: Freemium and Study cases</w:t>
+      </w:r>
+    </w:p>
+    <w:tbl>
+      <w:tblPr>
+        <w:tblStyle w:val="TableGrid"/>
+        <w:tblW w:type="auto" w:w="0"/>
+        <w:tblLook w:firstColumn="1" w:firstRow="1" w:lastColumn="0" w:lastRow="0" w:noHBand="0" w:noVBand="1" w:val="04A0"/>
+      </w:tblPr>
+      <w:tblGrid>
+        <w:gridCol w:w="3137"/>
+        <w:gridCol w:w="3137"/>
+        <w:gridCol w:w="3137"/>
+      </w:tblGrid>
+      <w:tr>
+        <w:trPr>
+          <w:tblHeader/>
+        </w:trPr>
+        <w:tc>
+          <w:tcPr>
+            <w:tcW w:type="dxa" w:w="3137"/>
+            <w:shd w:val="clear" w:color="auto" w:fill="1E5A7A"/>
+          </w:tcPr>
+          <w:p>
+            <w:pPr>
+              <w:spacing w:after="40"/>
+            </w:pPr>
+          </w:p>
+        </w:tc>
+        <w:tc>
+          <w:tcPr>
+            <w:tcW w:type="dxa" w:w="3137"/>
+            <w:shd w:val="clear" w:color="auto" w:fill="1E5A7A"/>
+          </w:tcPr>
+          <w:p>
+            <w:pPr>
+              <w:spacing w:after="40"/>
+            </w:pPr>
+            <w:r>
+              <w:rPr>
+                <w:rFonts w:ascii="Calibri" w:hAnsi="Calibri" w:eastAsia="Calibri" w:cs="Arial"/>
+                <w:b/>
+                <w:bCs/>
+                <w:color w:val="FFFFFF"/>
+                <w:sz w:val="19"/>
+                <w:lang w:val="en-GB"/>
+                <w:szCs w:val="19"/>
+              </w:rPr>
+              <w:t>Freemium</w:t>
+            </w:r>
+          </w:p>
+        </w:tc>
+        <w:tc>
+          <w:tcPr>
+            <w:tcW w:type="dxa" w:w="3137"/>
+            <w:shd w:val="clear" w:color="auto" w:fill="1E5A7A"/>
+          </w:tcPr>
+          <w:p>
+            <w:pPr>
+              <w:spacing w:after="40"/>
+            </w:pPr>
+            <w:r>
+              <w:rPr>
+                <w:rFonts w:ascii="Calibri" w:hAnsi="Calibri" w:eastAsia="Calibri" w:cs="Arial"/>
+                <w:b/>
+                <w:bCs/>
+                <w:color w:val="FFFFFF"/>
+                <w:sz w:val="19"/>
+                <w:lang w:val="en-GB"/>
+                <w:szCs w:val="19"/>
+              </w:rPr>
+              <w:t>Study cases</w:t>
+            </w:r>
+          </w:p>
+        </w:tc>
+      </w:tr>
+      <w:tr>
+        <w:tc>
+          <w:tcPr>
+            <w:tcW w:type="dxa" w:w="3137"/>
+          </w:tcPr>
+          <w:p>
+            <w:pPr>
+              <w:spacing w:after="40"/>
+            </w:pPr>
+            <w:r>
+              <w:rPr>
+                <w:rFonts w:ascii="Calibri" w:hAnsi="Calibri" w:eastAsia="Calibri" w:cs="Arial"/>
+                <w:sz w:val="19"/>
+                <w:lang w:val="en-GB"/>
+                <w:szCs w:val="19"/>
+              </w:rPr>
+              <w:t>Measure and view the result</w:t>
+            </w:r>
+          </w:p>
+        </w:tc>
+        <w:tc>
+          <w:tcPr>
+            <w:tcW w:type="dxa" w:w="3137"/>
+          </w:tcPr>
+          <w:p>
+            <w:pPr>
+              <w:spacing w:after="40"/>
+            </w:pPr>
+            <w:r>
+              <w:rPr>
+                <w:rFonts w:ascii="Calibri" w:hAnsi="Calibri" w:eastAsia="Calibri" w:cs="Arial"/>
+                <w:sz w:val="19"/>
+                <w:lang w:val="en-GB"/>
+                <w:szCs w:val="19"/>
+              </w:rPr>
+              <w:t>✓</w:t>
+            </w:r>
+          </w:p>
+        </w:tc>
+        <w:tc>
+          <w:tcPr>
+            <w:tcW w:type="dxa" w:w="3137"/>
+          </w:tcPr>
+          <w:p>
+            <w:pPr>
+              <w:spacing w:after="40"/>
+            </w:pPr>
+            <w:r>
+              <w:rPr>
+                <w:rFonts w:ascii="Calibri" w:hAnsi="Calibri" w:eastAsia="Calibri" w:cs="Arial"/>
+                <w:sz w:val="19"/>
+                <w:lang w:val="en-GB"/>
+                <w:szCs w:val="19"/>
+              </w:rPr>
+              <w:t>✓</w:t>
+            </w:r>
+          </w:p>
+        </w:tc>
+      </w:tr>
+      <w:tr>
+        <w:tc>
+          <w:tcPr>
+            <w:tcW w:type="dxa" w:w="3137"/>
+          </w:tcPr>
+          <w:p>
+            <w:pPr>
+              <w:spacing w:after="40"/>
+            </w:pPr>
+            <w:r>
+              <w:rPr>
+                <w:rFonts w:ascii="Calibri" w:hAnsi="Calibri" w:eastAsia="Calibri" w:cs="Arial"/>
+                <w:sz w:val="19"/>
+                <w:lang w:val="en-GB"/>
+                <w:szCs w:val="19"/>
+              </w:rPr>
+              <w:t>Choose experimental conditions</w:t>
+            </w:r>
+          </w:p>
+        </w:tc>
+        <w:tc>
+          <w:tcPr>
+            <w:tcW w:type="dxa" w:w="3137"/>
+          </w:tcPr>
+          <w:p>
+            <w:pPr>
+              <w:spacing w:after="40"/>
+            </w:pPr>
+            <w:r>
+              <w:rPr>
+                <w:rFonts w:ascii="Calibri" w:hAnsi="Calibri" w:eastAsia="Calibri" w:cs="Arial"/>
+                <w:sz w:val="19"/>
+                <w:lang w:val="en-GB"/>
+                <w:szCs w:val="19"/>
+              </w:rPr>
+              <w:t>✓ (for the current session only)</w:t>
+            </w:r>
+          </w:p>
+        </w:tc>
+        <w:tc>
+          <w:tcPr>
+            <w:tcW w:type="dxa" w:w="3137"/>
+          </w:tcPr>
+          <w:p>
+            <w:pPr>
+              <w:spacing w:after="40"/>
+            </w:pPr>
+            <w:r>
+              <w:rPr>
+                <w:rFonts w:ascii="Calibri" w:hAnsi="Calibri" w:eastAsia="Calibri" w:cs="Arial"/>
+                <w:sz w:val="19"/>
+                <w:lang w:val="en-GB"/>
+                <w:szCs w:val="19"/>
+              </w:rPr>
+              <w:t>✓ (saved per participant)</w:t>
+            </w:r>
+          </w:p>
+        </w:tc>
+      </w:tr>
+      <w:tr>
+        <w:tc>
+          <w:tcPr>
+            <w:tcW w:type="dxa" w:w="3137"/>
+          </w:tcPr>
+          <w:p>
+            <w:pPr>
+              <w:spacing w:after="40"/>
+            </w:pPr>
+            <w:r>
+              <w:rPr>
+                <w:rFonts w:ascii="Calibri" w:hAnsi="Calibri" w:eastAsia="Calibri" w:cs="Arial"/>
+                <w:sz w:val="19"/>
+                <w:lang w:val="en-GB"/>
+                <w:szCs w:val="19"/>
+              </w:rPr>
+              <w:t>Save participants and measurements</w:t>
+            </w:r>
+          </w:p>
+        </w:tc>
+        <w:tc>
+          <w:tcPr>
+            <w:tcW w:type="dxa" w:w="3137"/>
+          </w:tcPr>
+          <w:p>
+            <w:pPr>
+              <w:spacing w:after="40"/>
+            </w:pPr>
+            <w:r>
+              <w:rPr>
+                <w:rFonts w:ascii="Calibri" w:hAnsi="Calibri" w:eastAsia="Calibri" w:cs="Arial"/>
+                <w:sz w:val="19"/>
+                <w:lang w:val="en-GB"/>
+                <w:szCs w:val="19"/>
+              </w:rPr>
+              <w:t>– (nothing is saved)</w:t>
+            </w:r>
+          </w:p>
+        </w:tc>
+        <w:tc>
+          <w:tcPr>
+            <w:tcW w:type="dxa" w:w="3137"/>
+          </w:tcPr>
+          <w:p>
+            <w:pPr>
+              <w:spacing w:after="40"/>
+            </w:pPr>
+            <w:r>
+              <w:rPr>
+                <w:rFonts w:ascii="Calibri" w:hAnsi="Calibri" w:eastAsia="Calibri" w:cs="Arial"/>
+                <w:sz w:val="19"/>
+                <w:lang w:val="en-GB"/>
+                <w:szCs w:val="19"/>
+              </w:rPr>
+              <w:t>✓ (on this device only)</w:t>
+            </w:r>
+          </w:p>
+        </w:tc>
+      </w:tr>
+      <w:tr>
+        <w:tc>
+          <w:tcPr>
+            <w:tcW w:type="dxa" w:w="3137"/>
+          </w:tcPr>
+          <w:p>
+            <w:pPr>
+              <w:spacing w:after="40"/>
+            </w:pPr>
+            <w:r>
+              <w:rPr>
+                <w:rFonts w:ascii="Calibri" w:hAnsi="Calibri" w:eastAsia="Calibri" w:cs="Arial"/>
+                <w:sz w:val="19"/>
+                <w:lang w:val="en-GB"/>
+                <w:szCs w:val="19"/>
+              </w:rPr>
+              <w:t>Compare measurement series</w:t>
+            </w:r>
+          </w:p>
+        </w:tc>
+        <w:tc>
+          <w:tcPr>
+            <w:tcW w:type="dxa" w:w="3137"/>
+          </w:tcPr>
+          <w:p>
+            <w:pPr>
+              <w:spacing w:after="40"/>
+            </w:pPr>
+            <w:r>
+              <w:rPr>
+                <w:rFonts w:ascii="Calibri" w:hAnsi="Calibri" w:eastAsia="Calibri" w:cs="Arial"/>
+                <w:sz w:val="19"/>
+                <w:lang w:val="en-GB"/>
+                <w:szCs w:val="19"/>
+              </w:rPr>
+              <w:t>–</w:t>
+            </w:r>
+          </w:p>
+        </w:tc>
+        <w:tc>
+          <w:tcPr>
+            <w:tcW w:type="dxa" w:w="3137"/>
+          </w:tcPr>
+          <w:p>
+            <w:pPr>
+              <w:spacing w:after="40"/>
+            </w:pPr>
+            <w:r>
+              <w:rPr>
+                <w:rFonts w:ascii="Calibri" w:hAnsi="Calibri" w:eastAsia="Calibri" w:cs="Arial"/>
+                <w:sz w:val="19"/>
+                <w:lang w:val="en-GB"/>
+                <w:szCs w:val="19"/>
+              </w:rPr>
+              <w:t>✓</w:t>
+            </w:r>
+          </w:p>
+        </w:tc>
+      </w:tr>
+      <w:tr>
+        <w:tc>
+          <w:tcPr>
+            <w:tcW w:type="dxa" w:w="3137"/>
+          </w:tcPr>
+          <w:p>
+            <w:pPr>
+              <w:spacing w:after="40"/>
+            </w:pPr>
+            <w:r>
+              <w:rPr>
+                <w:rFonts w:ascii="Calibri" w:hAnsi="Calibri" w:eastAsia="Calibri" w:cs="Arial"/>
+                <w:sz w:val="19"/>
+                <w:lang w:val="en-GB"/>
+                <w:szCs w:val="19"/>
+              </w:rPr>
+              <w:t>Export and import</w:t>
+            </w:r>
+          </w:p>
+        </w:tc>
+        <w:tc>
+          <w:tcPr>
+            <w:tcW w:type="dxa" w:w="3137"/>
+          </w:tcPr>
+          <w:p>
+            <w:pPr>
+              <w:spacing w:after="40"/>
+            </w:pPr>
+            <w:r>
+              <w:rPr>
+                <w:rFonts w:ascii="Calibri" w:hAnsi="Calibri" w:eastAsia="Calibri" w:cs="Arial"/>
+                <w:sz w:val="19"/>
+                <w:lang w:val="en-GB"/>
+                <w:szCs w:val="19"/>
+              </w:rPr>
+              <w:t>–</w:t>
+            </w:r>
+          </w:p>
+        </w:tc>
+        <w:tc>
+          <w:tcPr>
+            <w:tcW w:type="dxa" w:w="3137"/>
+          </w:tcPr>
+          <w:p>
+            <w:pPr>
+              <w:spacing w:after="40"/>
+            </w:pPr>
+            <w:r>
+              <w:rPr>
+                <w:rFonts w:ascii="Calibri" w:hAnsi="Calibri" w:eastAsia="Calibri" w:cs="Arial"/>
+                <w:sz w:val="19"/>
+                <w:lang w:val="en-GB"/>
+                <w:szCs w:val="19"/>
+              </w:rPr>
+              <w:t>✓</w:t>
+            </w:r>
+          </w:p>
+        </w:tc>
+      </w:tr>
+    </w:tbl>
+    <w:p>
+      <w:pPr>
+        <w:spacing w:after="0"/>
+      </w:pPr>
+    </w:p>
+    <w:p>
+      <w:pPr>
+        <w:pStyle w:val="ListBullet"/>
+      </w:pPr>
+      <w:r>
+        <w:rPr>
+          <w:rFonts w:ascii="Calibri" w:hAnsi="Calibri" w:eastAsia="Calibri" w:cs="Arial"/>
+          <w:b/>
+          <w:bCs/>
+          <w:lang w:val="en-GB"/>
+        </w:rPr>
+        <w:t>Freemium</w:t>
+      </w:r>
+      <w:r>
+        <w:rPr>
+          <w:rFonts w:ascii="Calibri" w:hAnsi="Calibri" w:eastAsia="Calibri" w:cs="Arial"/>
+          <w:lang w:val="en-GB"/>
+        </w:rPr>
+        <w:t xml:space="preserve"> can be used straight away without signing up.</w:t>
+      </w:r>
+    </w:p>
+    <w:p>
+      <w:pPr>
+        <w:pStyle w:val="ListBullet"/>
+      </w:pPr>
+      <w:r>
+        <w:rPr>
+          <w:rFonts w:ascii="Calibri" w:hAnsi="Calibri" w:eastAsia="Calibri" w:cs="Arial"/>
+          <w:b/>
+          <w:bCs/>
+          <w:lang w:val="en-GB"/>
+        </w:rPr>
+        <w:t>Study cases</w:t>
+      </w:r>
+      <w:r>
+        <w:rPr>
+          <w:rFonts w:ascii="Calibri" w:hAnsi="Calibri" w:eastAsia="Calibri" w:cs="Arial"/>
+          <w:lang w:val="en-GB"/>
+        </w:rPr>
+        <w:t xml:space="preserve"> is unlocked with an </w:t>
+      </w:r>
+      <w:r>
+        <w:rPr>
+          <w:rFonts w:ascii="Calibri" w:hAnsi="Calibri" w:eastAsia="Calibri" w:cs="Arial"/>
+          <w:b/>
+          <w:bCs/>
+          <w:lang w:val="en-GB"/>
+        </w:rPr>
+        <w:t>unlock code</w:t>
+      </w:r>
+      <w:r>
+        <w:rPr>
+          <w:rFonts w:ascii="Calibri" w:hAnsi="Calibri" w:eastAsia="Calibri" w:cs="Arial"/>
+          <w:lang w:val="en-GB"/>
+        </w:rPr>
+        <w:t xml:space="preserve">: on the overview under </w:t>
+      </w:r>
+      <w:r>
+        <w:rPr>
+          <w:rFonts w:ascii="Calibri" w:hAnsi="Calibri" w:eastAsia="Calibri" w:cs="Arial"/>
+          <w:b/>
+          <w:bCs/>
+          <w:lang w:val="en-GB"/>
+        </w:rPr>
+        <w:t>Version</w:t>
+      </w:r>
+      <w:r>
+        <w:rPr>
+          <w:rFonts w:ascii="Calibri" w:hAnsi="Calibri" w:eastAsia="Calibri" w:cs="Arial"/>
+          <w:lang w:val="en-GB"/>
+        </w:rPr>
+        <w:t xml:space="preserve">, enter the code and tap </w:t>
+      </w:r>
+      <w:r>
+        <w:rPr>
+          <w:rFonts w:ascii="Calibri" w:hAnsi="Calibri" w:eastAsia="Calibri" w:cs="Arial"/>
+          <w:b/>
+          <w:bCs/>
+          <w:lang w:val="en-GB"/>
+        </w:rPr>
+        <w:t>Unlock</w:t>
+      </w:r>
+      <w:r>
+        <w:rPr>
+          <w:rFonts w:ascii="Calibri" w:hAnsi="Calibri" w:eastAsia="Calibri" w:cs="Arial"/>
+          <w:lang w:val="en-GB"/>
+        </w:rPr>
+        <w:t>, or open an unlock link. The unlock applies to this device and may have an expiry date.</w:t>
+      </w:r>
+    </w:p>
+    <w:p>
+      <w:pPr>
+        <w:pStyle w:val="ListBullet"/>
+      </w:pPr>
+      <w:r>
+        <w:rPr>
+          <w:rFonts w:ascii="Calibri" w:hAnsi="Calibri" w:eastAsia="Calibri" w:cs="Arial"/>
+          <w:lang w:val="en-GB"/>
+        </w:rPr>
+        <w:t>If an unlock expires, saved data stay on the device and can still be exported. A new code makes them accessible again.</w:t>
+      </w:r>
+    </w:p>
+    <w:p>
+      <w:pPr>
+        <w:pStyle w:val="Heading1"/>
+      </w:pPr>
+      <w:r>
+        <w:rPr>
+          <w:rFonts w:ascii="Calibri" w:hAnsi="Calibri" w:eastAsia="Calibri" w:cs="Arial"/>
+          <w:lang w:val="en-GB"/>
+        </w:rPr>
+        <w:t>5 Set up the device (once)</w:t>
       </w:r>
     </w:p>
     <w:p>
@@ -459,7 +956,7 @@
           <w:rFonts w:ascii="Calibri" w:hAnsi="Calibri" w:eastAsia="Calibri" w:cs="Arial"/>
           <w:lang w:val="en-GB"/>
         </w:rPr>
-        <w:t>So that the pattern has the same size and speed on every device, the app needs to know how large the screen is.</w:t>
+        <w:t>So that the stimulus pattern has the same size and speed on every device, the app needs to know how large the screen is.</w:t>
       </w:r>
     </w:p>
     <w:p>
@@ -581,7 +1078,7 @@
           <w:bCs/>
           <w:lang w:val="en-GB"/>
         </w:rPr>
-        <w:t>Card match</w:t>
+        <w:t>Card match to determine the screen resolution</w:t>
       </w:r>
       <w:r>
         <w:rPr>
@@ -616,7 +1113,7 @@
           <w:rFonts w:ascii="Calibri" w:hAnsi="Calibri" w:eastAsia="Calibri" w:cs="Arial"/>
           <w:lang w:val="en-GB"/>
         </w:rPr>
-        <w:t>Place a card in the standard bank-card format (e.g. bank card, loyalty card, library card or driving licence) flat on the screen, exactly at the marked corner of the frame.</w:t>
+        <w:t>Place a loyalty card or similar in credit-card size (e.g. loyalty card, library card, membership card or driving licence) flat on the screen, exactly at the marked corner of the frame.</w:t>
       </w:r>
     </w:p>
     <w:p>
@@ -735,7 +1232,7 @@
           <w:rFonts w:ascii="Calibri" w:hAnsi="Calibri" w:eastAsia="Calibri" w:cs="Arial"/>
           <w:lang w:val="en-GB"/>
         </w:rPr>
-        <w:t>5 People and measurement conditions</w:t>
+        <w:t>6 Participants and experimental conditions</w:t>
       </w:r>
     </w:p>
     <w:p>
@@ -749,14 +1246,14 @@
           <w:bCs/>
           <w:lang w:val="en-GB"/>
         </w:rPr>
-        <w:t>Add a person:</w:t>
+        <w:t>Add participants</w:t>
       </w:r>
       <w:r>
         <w:rPr>
           <w:rFonts w:ascii="Calibri" w:hAnsi="Calibri" w:eastAsia="Calibri" w:cs="Arial"/>
           <w:lang w:val="en-GB"/>
         </w:rPr>
-        <w:t xml:space="preserve"> only with a pseudonym or code, e.g. “P01”, never with a real name.</w:t>
+        <w:t xml:space="preserve"> (Study cases): only with a code or pseudonym, e.g. “P01”, never with a real name.</w:t>
       </w:r>
     </w:p>
     <w:p>
@@ -770,14 +1267,14 @@
           <w:bCs/>
           <w:lang w:val="en-GB"/>
         </w:rPr>
-        <w:t>Measurement conditions</w:t>
+        <w:t>Experimental conditions:</w:t>
       </w:r>
       <w:r>
         <w:rPr>
           <w:rFonts w:ascii="Calibri" w:hAnsi="Calibri" w:eastAsia="Calibri" w:cs="Arial"/>
           <w:lang w:val="en-GB"/>
         </w:rPr>
-        <w:t xml:space="preserve"> are saved per person and apply to all of their measurements:</w:t>
+        <w:t xml:space="preserve"> in Study cases they are saved per participant and apply to all of their measurements. In Freemium they apply to the current session only.</w:t>
       </w:r>
     </w:p>
     <w:tbl>
@@ -881,7 +1378,7 @@
                 <w:lang w:val="en-GB"/>
                 <w:szCs w:val="19"/>
               </w:rPr>
-              <w:t>Pattern</w:t>
+              <w:t>Stimulus pattern</w:t>
             </w:r>
           </w:p>
         </w:tc>
@@ -1172,7 +1669,7 @@
           <w:rFonts w:ascii="Calibri" w:hAnsi="Calibri" w:eastAsia="Calibri" w:cs="Arial"/>
           <w:lang w:val="en-GB"/>
         </w:rPr>
-        <w:t>The app shows measurements with different conditions separately and does not compare them with each other.</w:t>
+        <w:t>The app shows measurements under different experimental conditions in a separate measurement series and does not compare them with each other.</w:t>
       </w:r>
     </w:p>
     <w:p>
@@ -1184,7 +1681,7 @@
           <w:rFonts w:ascii="Calibri" w:hAnsi="Calibri" w:eastAsia="Calibri" w:cs="Arial"/>
           <w:lang w:val="en-GB"/>
         </w:rPr>
-        <w:t>6 How a measurement works</w:t>
+        <w:t>7 How a measurement works</w:t>
       </w:r>
     </w:p>
     <w:p>
@@ -1320,7 +1817,7 @@
           <w:rFonts w:ascii="Calibri" w:hAnsi="Calibri" w:eastAsia="Calibri" w:cs="Arial"/>
           <w:lang w:val="en-GB"/>
         </w:rPr>
-        <w:t xml:space="preserve"> the pattern moves alternately left and right, 3 rounds per speed, each round 8 seconds. Before each round, a cross and an arrow show the next direction. </w:t>
+        <w:t xml:space="preserve"> the stimulus pattern moves alternately left and right, 3 trials per speed, each trial 8 seconds. Before each trial, a cross and an arrow show the next direction. </w:t>
       </w:r>
       <w:r>
         <w:rPr>
@@ -1336,7 +1833,7 @@
           <w:rFonts w:ascii="Calibri" w:hAnsi="Calibri" w:eastAsia="Calibri" w:cs="Arial"/>
           <w:lang w:val="en-GB"/>
         </w:rPr>
-        <w:t xml:space="preserve"> pauses. The app automatically repeats invalid rounds (too few detected frames or too much shaking) once at the end.</w:t>
+        <w:t xml:space="preserve"> pauses. The app automatically repeats invalid trials (too few detected frames or too much head movement) once at the end.</w:t>
       </w:r>
     </w:p>
     <w:p>
@@ -1366,7 +1863,7 @@
           <w:rFonts w:ascii="Calibri" w:hAnsi="Calibri" w:eastAsia="Calibri" w:cs="Arial"/>
           <w:lang w:val="en-GB"/>
         </w:rPr>
-        <w:t xml:space="preserve"> appears immediately and is saved on the device.</w:t>
+        <w:t xml:space="preserve"> appears immediately. In Study cases it is saved on the device, in Freemium it is not.</w:t>
       </w:r>
     </w:p>
     <w:p>
@@ -1387,7 +1884,7 @@
           <w:rFonts w:ascii="Calibri" w:hAnsi="Calibri" w:eastAsia="Calibri" w:cs="Arial"/>
           <w:lang w:val="en-GB"/>
         </w:rPr>
-        <w:t>7 Understanding the result</w:t>
+        <w:t>8 Understanding the result</w:t>
       </w:r>
     </w:p>
     <w:p>
@@ -1396,7 +1893,7 @@
           <w:rFonts w:ascii="Calibri" w:hAnsi="Calibri" w:eastAsia="Calibri" w:cs="Arial"/>
           <w:lang w:val="en-GB"/>
         </w:rPr>
-        <w:t>The result consists of up to three tiles. The values describe how the eyes followed the pattern. They are an observation, not an assessment.</w:t>
+        <w:t>The result consists of up to three tiles. The values describe how the eyes followed the stimulus pattern. They are an observation, not an assessment.</w:t>
       </w:r>
     </w:p>
     <w:p>
@@ -1517,7 +2014,7 @@
           <w:rFonts w:ascii="Calibri" w:hAnsi="Calibri" w:eastAsia="Calibri" w:cs="Arial"/>
           <w:lang w:val="en-GB"/>
         </w:rPr>
-        <w:t>The gain depends, among other things, on how attentively and in what way someone looks, as well as on light and distance. That is why only measurements of the same person under the same conditions are comparable.</w:t>
+        <w:t>The gain depends, among other things, on how attentively and in what way someone looks, as well as on light and distance. That is why only measurements of the same person under the same experimental conditions are comparable.</w:t>
       </w:r>
     </w:p>
     <w:p>
@@ -1669,7 +2166,7 @@
           <w:rFonts w:ascii="Calibri" w:hAnsi="Calibri" w:eastAsia="Calibri" w:cs="Arial"/>
           <w:lang w:val="en-GB"/>
         </w:rPr>
-        <w:t>The 10 % threshold is a setting of the app. Lighting, head position, distance and the device itself (the camera is not exactly in the centre) can influence such differences. What matters is the change in later measurements.</w:t>
+        <w:t>The 10 % threshold is a setting of the app. Lighting, head position, distance and the device itself (the camera is not exactly in the centre) can influence such differences. Comparing several measurements is what tells you most.</w:t>
       </w:r>
     </w:p>
     <w:p>
@@ -1690,7 +2187,7 @@
           <w:rFonts w:ascii="Calibri" w:hAnsi="Calibri" w:eastAsia="Calibri" w:cs="Arial"/>
           <w:lang w:val="en-GB"/>
         </w:rPr>
-        <w:t>Only with vertical measurement, calculated like right/left. An upward advantage is common, and vertical differences vary from person to person. What matters is the change compared with the person’s own earlier measurements.</w:t>
+        <w:t>Only with vertical measurement, calculated like right/left. An upward advantage is common, and vertical differences vary from person to person. What matters is the comparison with one’s own earlier measurements.</w:t>
       </w:r>
     </w:p>
     <w:p>
@@ -1727,7 +2224,7 @@
           <w:rFonts w:ascii="Calibri" w:hAnsi="Calibri" w:eastAsia="Calibri" w:cs="Arial"/>
           <w:lang w:val="en-GB"/>
         </w:rPr>
-        <w:t xml:space="preserve"> you find all rounds with direction, speed, gain, the share of frames with detected eyes, the share with shaking and the quality, plus a curve of the eye movement.</w:t>
+        <w:t xml:space="preserve"> you find all trials with direction, speed, gain, the share of frames with detected eyes, the share with head movement and the quality, plus the eye trace as a curve.</w:t>
       </w:r>
     </w:p>
     <w:tbl>
@@ -1826,7 +2323,7 @@
                 <w:lang w:val="en-GB"/>
                 <w:szCs w:val="19"/>
               </w:rPr>
-              <w:t>at least 70 % of frames with detected eyes and at most 20 % shaking</w:t>
+              <w:t>at least 70 % of frames with detected eyes and at most 20 % head movement</w:t>
             </w:r>
           </w:p>
         </w:tc>
@@ -1906,7 +2403,7 @@
                 <w:lang w:val="en-GB"/>
                 <w:szCs w:val="19"/>
               </w:rPr>
-              <w:t>anything below; this round does not count</w:t>
+              <w:t>anything below; this trial does not count</w:t>
             </w:r>
           </w:p>
         </w:tc>
@@ -1926,7 +2423,7 @@
           <w:rFonts w:ascii="Calibri" w:hAnsi="Calibri" w:eastAsia="Calibri" w:cs="Arial"/>
           <w:lang w:val="en-GB"/>
         </w:rPr>
-        <w:t>Baseline and change</w:t>
+        <w:t>First measurement and comparison (Study cases)</w:t>
       </w:r>
     </w:p>
     <w:p>
@@ -1935,7 +2432,7 @@
           <w:rFonts w:ascii="Calibri" w:hAnsi="Calibri" w:eastAsia="Calibri" w:cs="Arial"/>
           <w:lang w:val="en-GB"/>
         </w:rPr>
-        <w:t xml:space="preserve">The first measurement of a person under given conditions is their </w:t>
+        <w:t xml:space="preserve">A participant’s </w:t>
       </w:r>
       <w:r>
         <w:rPr>
@@ -1944,14 +2441,14 @@
           <w:bCs/>
           <w:lang w:val="en-GB"/>
         </w:rPr>
-        <w:t>baseline</w:t>
+        <w:t>first measurement</w:t>
       </w:r>
       <w:r>
         <w:rPr>
           <w:rFonts w:ascii="Calibri" w:hAnsi="Calibri" w:eastAsia="Calibri" w:cs="Arial"/>
           <w:lang w:val="en-GB"/>
         </w:rPr>
-        <w:t>. For every further measurement, the app shows the change from it. The person’s page shows all measurements as charts and a table.</w:t>
+        <w:t xml:space="preserve"> under given experimental conditions is the reference point. For every further measurement, the app shows the difference from the first measurement. The participant’s page shows all measurements as a measurement series with charts and a table.</w:t>
       </w:r>
     </w:p>
     <w:p>
@@ -1963,7 +2460,7 @@
           <w:rFonts w:ascii="Calibri" w:hAnsi="Calibri" w:eastAsia="Calibri" w:cs="Arial"/>
           <w:lang w:val="en-GB"/>
         </w:rPr>
-        <w:t>8 Tips for comparable measurements</w:t>
+        <w:t>9 Tips for comparable measurements</w:t>
       </w:r>
     </w:p>
     <w:p>
@@ -1975,7 +2472,7 @@
           <w:rFonts w:ascii="Calibri" w:hAnsi="Calibri" w:eastAsia="Calibri" w:cs="Arial"/>
           <w:lang w:val="en-GB"/>
         </w:rPr>
-        <w:t>Same device, same distance, same measurement conditions.</w:t>
+        <w:t>Same device, same distance, same experimental conditions.</w:t>
       </w:r>
     </w:p>
     <w:p>
@@ -2023,7 +2520,7 @@
           <w:rFonts w:ascii="Calibri" w:hAnsi="Calibri" w:eastAsia="Calibri" w:cs="Arial"/>
           <w:lang w:val="en-GB"/>
         </w:rPr>
-        <w:t>At the start, take several baseline measurements on different days. This shows how much your own values vary from day to day.</w:t>
+        <w:t>At the start, measure on several different days. This shows how much one’s own values vary from day to day.</w:t>
       </w:r>
     </w:p>
     <w:p>
@@ -2035,7 +2532,7 @@
           <w:rFonts w:ascii="Calibri" w:hAnsi="Calibri" w:eastAsia="Calibri" w:cs="Arial"/>
           <w:lang w:val="en-GB"/>
         </w:rPr>
-        <w:t>Only compare rounds of good quality.</w:t>
+        <w:t>Only compare trials of good quality.</w:t>
       </w:r>
     </w:p>
     <w:p>
@@ -2047,7 +2544,7 @@
           <w:rFonts w:ascii="Calibri" w:hAnsi="Calibri" w:eastAsia="Calibri" w:cs="Arial"/>
           <w:lang w:val="en-GB"/>
         </w:rPr>
-        <w:t>9 Limits</w:t>
+        <w:t>10 Limits</w:t>
       </w:r>
     </w:p>
     <w:p>
@@ -2107,7 +2604,7 @@
           <w:rFonts w:ascii="Calibri" w:hAnsi="Calibri" w:eastAsia="Calibri" w:cs="Arial"/>
           <w:lang w:val="en-GB"/>
         </w:rPr>
-        <w:t>10 Data and privacy</w:t>
+        <w:t>11 Data and privacy</w:t>
       </w:r>
     </w:p>
     <w:p>
@@ -2119,7 +2616,49 @@
           <w:rFonts w:ascii="Calibri" w:hAnsi="Calibri" w:eastAsia="Calibri" w:cs="Arial"/>
           <w:lang w:val="en-GB"/>
         </w:rPr>
-        <w:t xml:space="preserve">All measurements stay </w:t>
+        <w:t>Camera images never leave the device. The app sends nothing to a server and stores no video.</w:t>
+      </w:r>
+    </w:p>
+    <w:p>
+      <w:pPr>
+        <w:pStyle w:val="ListBullet"/>
+      </w:pPr>
+      <w:r>
+        <w:rPr>
+          <w:rFonts w:ascii="Calibri" w:hAnsi="Calibri" w:eastAsia="Calibri" w:cs="Arial"/>
+          <w:b/>
+          <w:bCs/>
+          <w:lang w:val="en-GB"/>
+        </w:rPr>
+        <w:t>Freemium</w:t>
+      </w:r>
+      <w:r>
+        <w:rPr>
+          <w:rFonts w:ascii="Calibri" w:hAnsi="Calibri" w:eastAsia="Calibri" w:cs="Arial"/>
+          <w:lang w:val="en-GB"/>
+        </w:rPr>
+        <w:t xml:space="preserve"> saves no participants and no measurements. Only settings such as language and device setup are saved.</w:t>
+      </w:r>
+    </w:p>
+    <w:p>
+      <w:pPr>
+        <w:pStyle w:val="ListBullet"/>
+      </w:pPr>
+      <w:r>
+        <w:rPr>
+          <w:rFonts w:ascii="Calibri" w:hAnsi="Calibri" w:eastAsia="Calibri" w:cs="Arial"/>
+          <w:b/>
+          <w:bCs/>
+          <w:lang w:val="en-GB"/>
+        </w:rPr>
+        <w:t>Study cases</w:t>
+      </w:r>
+      <w:r>
+        <w:rPr>
+          <w:rFonts w:ascii="Calibri" w:hAnsi="Calibri" w:eastAsia="Calibri" w:cs="Arial"/>
+          <w:lang w:val="en-GB"/>
+        </w:rPr>
+        <w:t xml:space="preserve"> saves participants (code or pseudonym only) and measurements </w:t>
       </w:r>
       <w:r>
         <w:rPr>
@@ -2135,12 +2674,12 @@
           <w:rFonts w:ascii="Calibri" w:hAnsi="Calibri" w:eastAsia="Calibri" w:cs="Arial"/>
           <w:lang w:val="en-GB"/>
         </w:rPr>
-        <w:t>. The app sends nothing to a server and stores no video.</w:t>
+        <w:t>.</w:t>
       </w:r>
     </w:p>
     <w:p>
       <w:pPr>
-        <w:pStyle w:val="ListBullet"/>
+        <w:pStyle w:val="ListBullet2"/>
       </w:pPr>
       <w:r>
         <w:rPr>
@@ -2161,7 +2700,7 @@
     </w:p>
     <w:p>
       <w:pPr>
-        <w:pStyle w:val="ListBullet"/>
+        <w:pStyle w:val="ListBullet2"/>
       </w:pPr>
       <w:r>
         <w:rPr>
@@ -2182,7 +2721,7 @@
     </w:p>
     <w:p>
       <w:pPr>
-        <w:pStyle w:val="ListBullet"/>
+        <w:pStyle w:val="ListBullet2"/>
       </w:pPr>
       <w:r>
         <w:rPr>
@@ -2201,7 +2740,7 @@
           <w:rFonts w:ascii="Calibri" w:hAnsi="Calibri" w:eastAsia="Calibri" w:cs="Arial"/>
           <w:lang w:val="en-GB"/>
         </w:rPr>
-        <w:t>11 If something does not work</w:t>
+        <w:t>12 If something does not work</w:t>
       </w:r>
     </w:p>
     <w:tbl>
@@ -2461,6 +3000,46 @@
                 <w:lang w:val="en-GB"/>
                 <w:szCs w:val="19"/>
               </w:rPr>
+              <w:t>Unlock code is not accepted</w:t>
+            </w:r>
+          </w:p>
+        </w:tc>
+        <w:tc>
+          <w:tcPr>
+            <w:tcW w:type="dxa" w:w="4706"/>
+          </w:tcPr>
+          <w:p>
+            <w:pPr>
+              <w:spacing w:after="40"/>
+            </w:pPr>
+            <w:r>
+              <w:rPr>
+                <w:rFonts w:ascii="Calibri" w:hAnsi="Calibri" w:eastAsia="Calibri" w:cs="Arial"/>
+                <w:sz w:val="19"/>
+                <w:lang w:val="en-GB"/>
+                <w:szCs w:val="19"/>
+              </w:rPr>
+              <w:t>Enter the code exactly as you received it (upper/lower case and hyphens do not matter). Expired codes are no longer valid.</w:t>
+            </w:r>
+          </w:p>
+        </w:tc>
+      </w:tr>
+      <w:tr>
+        <w:tc>
+          <w:tcPr>
+            <w:tcW w:type="dxa" w:w="4706"/>
+          </w:tcPr>
+          <w:p>
+            <w:pPr>
+              <w:spacing w:after="40"/>
+            </w:pPr>
+            <w:r>
+              <w:rPr>
+                <w:rFonts w:ascii="Calibri" w:hAnsi="Calibri" w:eastAsia="Calibri" w:cs="Arial"/>
+                <w:sz w:val="19"/>
+                <w:lang w:val="en-GB"/>
+                <w:szCs w:val="19"/>
+              </w:rPr>
               <w:t>Blank page</w:t>
             </w:r>
           </w:p>
@@ -2504,7 +3083,7 @@
           <w:rFonts w:ascii="Calibri" w:hAnsi="Calibri" w:eastAsia="Calibri" w:cs="Arial"/>
           <w:lang w:val="en-GB"/>
         </w:rPr>
-        <w:t>Wellness app, not a medical device. It is not intended to detect, monitor or treat any disease and does not replace a medical examination.</w:t>
+        <w:t>Eye Reflex Lab is a wellness and teaching app, not a medical device. It is not intended to detect, monitor or treat any disease and does not replace a medical examination.</w:t>
       </w:r>
     </w:p>
     <w:sectPr>
@@ -2533,7 +3112,7 @@
         <w:lang w:val="en-GB"/>
         <w:szCs w:val="17"/>
       </w:rPr>
-      <w:t xml:space="preserve">OKR Quick Check · Guide · Page </w:t>
+      <w:t xml:space="preserve">Eye Reflex Lab · Guide · Page </w:t>
     </w:r>
     <w:r>
       <w:rPr>

--- a/docs/guide_en.docx
+++ b/docs/guide_en.docx
@@ -29,7 +29,7 @@
           <w:rFonts w:ascii="Calibri" w:hAnsi="Calibri" w:eastAsia="Calibri" w:cs="Arial"/>
           <w:lang w:val="en-GB"/>
         </w:rPr>
-        <w:t xml:space="preserve"> · Version: 24 October 2026 · App version 2.3 · </w:t>
+        <w:t xml:space="preserve"> · Version: 24 October 2026 · App version 2.4 · </w:t>
       </w:r>
       <w:hyperlink r:id="rId9">
         <w:r>
@@ -708,6 +708,65 @@
                 <w:szCs w:val="19"/>
               </w:rPr>
               <w:t>✓ (on this device only)</w:t>
+            </w:r>
+          </w:p>
+        </w:tc>
+      </w:tr>
+      <w:tr>
+        <w:tc>
+          <w:tcPr>
+            <w:tcW w:type="dxa" w:w="3137"/>
+          </w:tcPr>
+          <w:p>
+            <w:pPr>
+              <w:spacing w:after="40"/>
+            </w:pPr>
+            <w:r>
+              <w:rPr>
+                <w:rFonts w:ascii="Calibri" w:hAnsi="Calibri" w:eastAsia="Calibri" w:cs="Arial"/>
+                <w:sz w:val="19"/>
+                <w:lang w:val="en-GB"/>
+                <w:szCs w:val="19"/>
+              </w:rPr>
+              <w:t>Eye trace</w:t>
+            </w:r>
+          </w:p>
+        </w:tc>
+        <w:tc>
+          <w:tcPr>
+            <w:tcW w:type="dxa" w:w="3137"/>
+          </w:tcPr>
+          <w:p>
+            <w:pPr>
+              <w:spacing w:after="40"/>
+            </w:pPr>
+            <w:r>
+              <w:rPr>
+                <w:rFonts w:ascii="Calibri" w:hAnsi="Calibri" w:eastAsia="Calibri" w:cs="Arial"/>
+                <w:sz w:val="19"/>
+                <w:lang w:val="en-GB"/>
+                <w:szCs w:val="19"/>
+              </w:rPr>
+              <w:t>still image of one trial</w:t>
+            </w:r>
+          </w:p>
+        </w:tc>
+        <w:tc>
+          <w:tcPr>
+            <w:tcW w:type="dxa" w:w="3137"/>
+          </w:tcPr>
+          <w:p>
+            <w:pPr>
+              <w:spacing w:after="40"/>
+            </w:pPr>
+            <w:r>
+              <w:rPr>
+                <w:rFonts w:ascii="Calibri" w:hAnsi="Calibri" w:eastAsia="Calibri" w:cs="Arial"/>
+                <w:sz w:val="19"/>
+                <w:lang w:val="en-GB"/>
+                <w:szCs w:val="19"/>
+              </w:rPr>
+              <w:t>playback in slow motion, all trials, saved</w:t>
             </w:r>
           </w:p>
         </w:tc>
@@ -2224,7 +2283,7 @@
           <w:rFonts w:ascii="Calibri" w:hAnsi="Calibri" w:eastAsia="Calibri" w:cs="Arial"/>
           <w:lang w:val="en-GB"/>
         </w:rPr>
-        <w:t xml:space="preserve"> you find all trials with direction, speed, gain, the share of frames with detected eyes, the share with head movement and the quality, plus the eye trace as a curve.</w:t>
+        <w:t xml:space="preserve"> you find all trials with direction, speed, gain, the share of frames with detected eyes, the share with head movement and the quality.</w:t>
       </w:r>
     </w:p>
     <w:tbl>
@@ -2423,6 +2482,245 @@
           <w:rFonts w:ascii="Calibri" w:hAnsi="Calibri" w:eastAsia="Calibri" w:cs="Arial"/>
           <w:lang w:val="en-GB"/>
         </w:rPr>
+        <w:t>Eye trace</w:t>
+      </w:r>
+    </w:p>
+    <w:p>
+      <w:r>
+        <w:rPr>
+          <w:rFonts w:ascii="Calibri" w:hAnsi="Calibri" w:eastAsia="Calibri" w:cs="Arial"/>
+          <w:lang w:val="en-GB"/>
+        </w:rPr>
+        <w:t xml:space="preserve">Below the result, the app shows the </w:t>
+      </w:r>
+      <w:r>
+        <w:rPr>
+          <w:rFonts w:ascii="Calibri" w:hAnsi="Calibri" w:eastAsia="Calibri" w:cs="Arial"/>
+          <w:b/>
+          <w:bCs/>
+          <w:lang w:val="en-GB"/>
+        </w:rPr>
+        <w:t>eye trace</w:t>
+      </w:r>
+      <w:r>
+        <w:rPr>
+          <w:rFonts w:ascii="Calibri" w:hAnsi="Calibri" w:eastAsia="Calibri" w:cs="Arial"/>
+          <w:lang w:val="en-GB"/>
+        </w:rPr>
+        <w:t xml:space="preserve"> of one trial:</w:t>
+      </w:r>
+    </w:p>
+    <w:p>
+      <w:pPr>
+        <w:pStyle w:val="ListBullet"/>
+      </w:pPr>
+      <w:r>
+        <w:rPr>
+          <w:rFonts w:ascii="Calibri" w:hAnsi="Calibri" w:eastAsia="Calibri" w:cs="Arial"/>
+          <w:b/>
+          <w:bCs/>
+          <w:lang w:val="en-GB"/>
+        </w:rPr>
+        <w:t>Magnified eyes</w:t>
+      </w:r>
+      <w:r>
+        <w:rPr>
+          <w:rFonts w:ascii="Calibri" w:hAnsi="Calibri" w:eastAsia="Calibri" w:cs="Arial"/>
+          <w:lang w:val="en-GB"/>
+        </w:rPr>
+        <w:t>, redrawn from the facial points that the face detection delivers for each frame (eye corners, eyelid margin, iris). No camera image is shown or stored. The view is mirrored, as in a mirror: when the stimulus pattern moves right, the eyes in the view move right.</w:t>
+      </w:r>
+    </w:p>
+    <w:p>
+      <w:pPr>
+        <w:pStyle w:val="ListBullet"/>
+      </w:pPr>
+      <w:r>
+        <w:rPr>
+          <w:rFonts w:ascii="Calibri" w:hAnsi="Calibri" w:eastAsia="Calibri" w:cs="Arial"/>
+          <w:b/>
+          <w:bCs/>
+          <w:lang w:val="en-GB"/>
+        </w:rPr>
+        <w:t>Strokes:</w:t>
+      </w:r>
+      <w:r>
+        <w:rPr>
+          <w:rFonts w:ascii="Calibri" w:hAnsi="Calibri" w:eastAsia="Calibri" w:cs="Arial"/>
+          <w:lang w:val="en-GB"/>
+        </w:rPr>
+        <w:t xml:space="preserve"> the movement of the iris over the last second or so runs downward like the trace of a chart recorder. </w:t>
+      </w:r>
+      <w:r>
+        <w:rPr>
+          <w:rFonts w:ascii="Calibri" w:hAnsi="Calibri" w:eastAsia="Calibri" w:cs="Arial"/>
+          <w:b/>
+          <w:bCs/>
+          <w:lang w:val="en-GB"/>
+        </w:rPr>
+        <w:t>Gliding</w:t>
+      </w:r>
+      <w:r>
+        <w:rPr>
+          <w:rFonts w:ascii="Calibri" w:hAnsi="Calibri" w:eastAsia="Calibri" w:cs="Arial"/>
+          <w:lang w:val="en-GB"/>
+        </w:rPr>
+        <w:t xml:space="preserve"> (slow phase, blue) appears as a slanted stroke, the </w:t>
+      </w:r>
+      <w:r>
+        <w:rPr>
+          <w:rFonts w:ascii="Calibri" w:hAnsi="Calibri" w:eastAsia="Calibri" w:cs="Arial"/>
+          <w:b/>
+          <w:bCs/>
+          <w:lang w:val="en-GB"/>
+        </w:rPr>
+        <w:t>jump back</w:t>
+      </w:r>
+      <w:r>
+        <w:rPr>
+          <w:rFonts w:ascii="Calibri" w:hAnsi="Calibri" w:eastAsia="Calibri" w:cs="Arial"/>
+          <w:lang w:val="en-GB"/>
+        </w:rPr>
+        <w:t xml:space="preserve"> (fast phase, orange) as a short counter-stroke. Because the movement is only fractions of a millimetre, the strokes are magnified in the direction of motion; the factor is shown in the image.</w:t>
+      </w:r>
+    </w:p>
+    <w:p>
+      <w:pPr>
+        <w:pStyle w:val="ListBullet"/>
+      </w:pPr>
+      <w:r>
+        <w:rPr>
+          <w:rFonts w:ascii="Calibri" w:hAnsi="Calibri" w:eastAsia="Calibri" w:cs="Arial"/>
+          <w:b/>
+          <w:bCs/>
+          <w:lang w:val="en-GB"/>
+        </w:rPr>
+        <w:t>Curve:</w:t>
+      </w:r>
+      <w:r>
+        <w:rPr>
+          <w:rFonts w:ascii="Calibri" w:hAnsi="Calibri" w:eastAsia="Calibri" w:cs="Arial"/>
+          <w:lang w:val="en-GB"/>
+        </w:rPr>
+        <w:t xml:space="preserve"> eye position over time with a time cursor, degrees on the left, mm on the right.</w:t>
+      </w:r>
+    </w:p>
+    <w:p>
+      <w:pPr>
+        <w:pStyle w:val="ListBullet"/>
+      </w:pPr>
+      <w:r>
+        <w:rPr>
+          <w:rFonts w:ascii="Calibri" w:hAnsi="Calibri" w:eastAsia="Calibri" w:cs="Arial"/>
+          <w:b/>
+          <w:bCs/>
+          <w:lang w:val="en-GB"/>
+        </w:rPr>
+        <w:t>Values:</w:t>
+      </w:r>
+      <w:r>
+        <w:rPr>
+          <w:rFonts w:ascii="Calibri" w:hAnsi="Calibri" w:eastAsia="Calibri" w:cs="Arial"/>
+          <w:lang w:val="en-GB"/>
+        </w:rPr>
+        <w:t xml:space="preserve"> gliding in °/s and mm/s, average jump back in degrees and mm, and the measurement fluctuation per frame.</w:t>
+      </w:r>
+    </w:p>
+    <w:p>
+      <w:pPr>
+        <w:pStyle w:val="ListBullet"/>
+      </w:pPr>
+      <w:r>
+        <w:rPr>
+          <w:rFonts w:ascii="Calibri" w:hAnsi="Calibri" w:eastAsia="Calibri" w:cs="Arial"/>
+          <w:b/>
+          <w:bCs/>
+          <w:lang w:val="en-GB"/>
+        </w:rPr>
+        <w:t>Degrees and mm:</w:t>
+      </w:r>
+      <w:r>
+        <w:rPr>
+          <w:rFonts w:ascii="Calibri" w:hAnsi="Calibri" w:eastAsia="Calibri" w:cs="Arial"/>
+          <w:lang w:val="en-GB"/>
+        </w:rPr>
+        <w:t xml:space="preserve"> degrees come from the calibration. The app estimates millimetres from the iris diameter, which is about 11.7 mm in adults. Single frames vary by roughly the stated measurement fluctuation; values over many frames are more precise.</w:t>
+      </w:r>
+    </w:p>
+    <w:p>
+      <w:pPr>
+        <w:pStyle w:val="ListBullet"/>
+      </w:pPr>
+      <w:r>
+        <w:rPr>
+          <w:rFonts w:ascii="Calibri" w:hAnsi="Calibri" w:eastAsia="Calibri" w:cs="Arial"/>
+          <w:b/>
+          <w:bCs/>
+          <w:lang w:val="en-GB"/>
+        </w:rPr>
+        <w:t>Freemium:</w:t>
+      </w:r>
+      <w:r>
+        <w:rPr>
+          <w:rFonts w:ascii="Calibri" w:hAnsi="Calibri" w:eastAsia="Calibri" w:cs="Arial"/>
+          <w:lang w:val="en-GB"/>
+        </w:rPr>
+        <w:t xml:space="preserve"> still image of one trial as a taster. </w:t>
+      </w:r>
+      <w:r>
+        <w:rPr>
+          <w:rFonts w:ascii="Calibri" w:hAnsi="Calibri" w:eastAsia="Calibri" w:cs="Arial"/>
+          <w:b/>
+          <w:bCs/>
+          <w:lang w:val="en-GB"/>
+        </w:rPr>
+        <w:t>Study cases:</w:t>
+      </w:r>
+      <w:r>
+        <w:rPr>
+          <w:rFonts w:ascii="Calibri" w:hAnsi="Calibri" w:eastAsia="Calibri" w:cs="Arial"/>
+          <w:lang w:val="en-GB"/>
+        </w:rPr>
+        <w:t xml:space="preserve"> playback in slow motion (¼×, ½×, 1×), time slider, choice of trial; the eye trace is saved with the measurement and can be viewed again at any time.</w:t>
+      </w:r>
+    </w:p>
+    <w:p>
+      <w:pPr>
+        <w:pStyle w:val="ListBullet"/>
+      </w:pPr>
+      <w:r>
+        <w:rPr>
+          <w:rFonts w:ascii="Calibri" w:hAnsi="Calibri" w:eastAsia="Calibri" w:cs="Arial"/>
+          <w:lang w:val="en-GB"/>
+        </w:rPr>
+        <w:t xml:space="preserve">The eye trace is available for measurements from app version 2.4 on. Older measurements show a curve in degrees under </w:t>
+      </w:r>
+      <w:r>
+        <w:rPr>
+          <w:rFonts w:ascii="Calibri" w:hAnsi="Calibri" w:eastAsia="Calibri" w:cs="Arial"/>
+          <w:b/>
+          <w:bCs/>
+          <w:lang w:val="en-GB"/>
+        </w:rPr>
+        <w:t>Details</w:t>
+      </w:r>
+      <w:r>
+        <w:rPr>
+          <w:rFonts w:ascii="Calibri" w:hAnsi="Calibri" w:eastAsia="Calibri" w:cs="Arial"/>
+          <w:lang w:val="en-GB"/>
+        </w:rPr>
+        <w:t>.</w:t>
+      </w:r>
+    </w:p>
+    <w:p>
+      <w:pPr>
+        <w:pStyle w:val="Heading2"/>
+      </w:pPr>
+      <w:r>
+        <w:rPr>
+          <w:rFonts w:ascii="Calibri" w:hAnsi="Calibri" w:eastAsia="Calibri" w:cs="Arial"/>
+          <w:lang w:val="en-GB"/>
+        </w:rPr>
         <w:t>First measurement and comparison (Study cases)</w:t>
       </w:r>
     </w:p>
@@ -2568,6 +2866,18 @@
           <w:rFonts w:ascii="Calibri" w:hAnsi="Calibri" w:eastAsia="Calibri" w:cs="Arial"/>
           <w:lang w:val="en-GB"/>
         </w:rPr>
+        <w:t>The mm values of the eye trace are based on an average iris diameter. It may differ slightly in individual people; for comparing the same person this does not matter.</w:t>
+      </w:r>
+    </w:p>
+    <w:p>
+      <w:pPr>
+        <w:pStyle w:val="ListBullet"/>
+      </w:pPr>
+      <w:r>
+        <w:rPr>
+          <w:rFonts w:ascii="Calibri" w:hAnsi="Calibri" w:eastAsia="Calibri" w:cs="Arial"/>
+          <w:lang w:val="en-GB"/>
+        </w:rPr>
         <w:t>The app averages both eyes. It does not show differences between the eyes.</w:t>
       </w:r>
     </w:p>
@@ -2674,7 +2984,7 @@
           <w:rFonts w:ascii="Calibri" w:hAnsi="Calibri" w:eastAsia="Calibri" w:cs="Arial"/>
           <w:lang w:val="en-GB"/>
         </w:rPr>
-        <w:t>.</w:t>
+        <w:t>. The eye trace adds 17 facial points per eye and frame (eye corners, eyelid margin, iris), about 1 MB per measurement, but no images.</w:t>
       </w:r>
     </w:p>
     <w:p>

--- a/docs/guide_en.docx
+++ b/docs/guide_en.docx
@@ -2549,7 +2549,7 @@
           <w:rFonts w:ascii="Calibri" w:hAnsi="Calibri" w:eastAsia="Calibri" w:cs="Arial"/>
           <w:lang w:val="en-GB"/>
         </w:rPr>
-        <w:t xml:space="preserve"> the movement of the iris over the last second or so runs downward like the trace of a chart recorder. </w:t>
+        <w:t xml:space="preserve"> the movement of the iris over the last second or so runs downward like the trace of a chart recorder (sideways for vertical measurement). </w:t>
       </w:r>
       <w:r>
         <w:rPr>
@@ -2581,7 +2581,28 @@
           <w:rFonts w:ascii="Calibri" w:hAnsi="Calibri" w:eastAsia="Calibri" w:cs="Arial"/>
           <w:lang w:val="en-GB"/>
         </w:rPr>
-        <w:t xml:space="preserve"> (fast phase, orange) as a short counter-stroke. Because the movement is only fractions of a millimetre, the strokes are magnified in the direction of motion; the factor is shown in the image.</w:t>
+        <w:t xml:space="preserve"> (fast phase, orange) as a counter-stroke. Because the movement is only fractions of a millimetre, the strokes are magnified in the direction of motion; the factor is shown in the image. The strokes show the average of both eyes; gliding is slightly smoothed.</w:t>
+      </w:r>
+    </w:p>
+    <w:p>
+      <w:pPr>
+        <w:pStyle w:val="ListBullet"/>
+      </w:pPr>
+      <w:r>
+        <w:rPr>
+          <w:rFonts w:ascii="Calibri" w:hAnsi="Calibri" w:eastAsia="Calibri" w:cs="Arial"/>
+          <w:b/>
+          <w:bCs/>
+          <w:lang w:val="en-GB"/>
+        </w:rPr>
+        <w:t>Width of the reflex movement:</w:t>
+      </w:r>
+      <w:r>
+        <w:rPr>
+          <w:rFonts w:ascii="Calibri" w:hAnsi="Calibri" w:eastAsia="Calibri" w:cs="Arial"/>
+          <w:lang w:val="en-GB"/>
+        </w:rPr>
+        <w:t xml:space="preserve"> the length of a counter-stroke shows how far the eye glided along before jumping back. This width is shown in mm next to each counter-stroke. Below the image, the app shows the average width of all jumps back in the trial in mm and degrees, with the measurement fluctuation (±).</w:t>
       </w:r>
     </w:p>
     <w:p>
@@ -2623,7 +2644,7 @@
           <w:rFonts w:ascii="Calibri" w:hAnsi="Calibri" w:eastAsia="Calibri" w:cs="Arial"/>
           <w:lang w:val="en-GB"/>
         </w:rPr>
-        <w:t xml:space="preserve"> gliding in °/s and mm/s, average jump back in degrees and mm, and the measurement fluctuation per frame.</w:t>
+        <w:t xml:space="preserve"> average width of the reflex movement (see above), gliding in °/s and mm/s, and the measurement fluctuation per frame.</w:t>
       </w:r>
     </w:p>
     <w:p>
@@ -2644,7 +2665,7 @@
           <w:rFonts w:ascii="Calibri" w:hAnsi="Calibri" w:eastAsia="Calibri" w:cs="Arial"/>
           <w:lang w:val="en-GB"/>
         </w:rPr>
-        <w:t xml:space="preserve"> degrees come from the calibration. The app estimates millimetres from the iris diameter, which is about 11.7 mm in adults. Single frames vary by roughly the stated measurement fluctuation; values over many frames are more precise.</w:t>
+        <w:t xml:space="preserve"> degrees come from the calibration. The app estimates millimetres from the iris diameter, which is about 11.7 mm in adults. Single frames vary by roughly the stated measurement fluctuation; values over many frames are more precise. The second decimal place of a single counter-stroke is therefore only approximate; the average width over many jumps back is more precise.</w:t>
       </w:r>
     </w:p>
     <w:p>
